--- a/docs/tai-ve/Phan-cong-cong-viec-TIVN.docx
+++ b/docs/tai-ve/Phan-cong-cong-viec-TIVN.docx
@@ -965,7 +965,7 @@
         <w:pStyle w:val="BodyText"/>
       </w:pPr>
       <w:r>
-        <w:t xml:space="preserve">Quyết định 10/2026 (sau khi Khanh đi làm lại): Hien, Huy, Nhu giữ nguyên. Cuong chuyển NEUTRALWORKS sang Khanh (ngay) và TNF 東京企画 sang Khanh (từ mẫu 1st 28SS), giữ HELLY HANSEN (chủ lực), nhận thêm điều phối chung (theo dõi xuất hàng cả nhóm, quản lý chung may mẫu). Khanh nhận NEUTRALWORKS, 1/3 mẫu TNF của Bich Trang từ mẫu 1st 28SS (mẫu triển lãm 27FW đã vào may, người đang làm làm tiếp) và một phần việc của Luan (tách theo chức năng, Luan giữ TNF 富山企画). Luan nhận một phần việc quản lý. Phân chia chi tiết Luan – Khanh: xem</w:t>
+        <w:t xml:space="preserve">Quyết định 10/2026 (sau khi Khanh đi làm lại): Hien, Huy, Nhu giữ nguyên. Cuong chuyển NEUTRALWORKS sang Khanh (ngay) và TNF 東京企画 sang Khanh (từ 11/2026), giữ HELLY HANSEN (chủ lực), nhận thêm điều phối chung (theo dõi xuất hàng cả nhóm, quản lý chung may mẫu). Khanh nhận NEUTRALWORKS, 1/3 mẫu TNF của Bich Trang từ mẫu 1st 28SS (mẫu triển lãm 27FW đã vào may, người đang làm làm tiếp) và một phần việc của Luan (tách theo chức năng, Luan giữ TNF 富山企画). Luan nhận một phần việc quản lý. Phân chia chi tiết Luan – Khanh: xem</w:t>
       </w:r>
       <w:r>
         <w:t xml:space="preserve"> </w:t>

--- a/docs/tai-ve/Phan-cong-cong-viec-TIVN.docx
+++ b/docs/tai-ve/Phan-cong-cong-viec-TIVN.docx
@@ -965,7 +965,7 @@
         <w:pStyle w:val="BodyText"/>
       </w:pPr>
       <w:r>
-        <w:t xml:space="preserve">Quyết định 10/2026 (sau khi Khanh đi làm lại): Hien, Huy, Nhu giữ nguyên. Cuong chuyển NEUTRALWORKS sang Khanh (ngay) và TNF 東京企画 sang Khanh (từ 11/2026), giữ HELLY HANSEN (chủ lực), nhận thêm điều phối chung (theo dõi xuất hàng cả nhóm, quản lý chung may mẫu). Khanh nhận NEUTRALWORKS, 1/3 mẫu TNF của Bich Trang từ mẫu 1st 28SS (mẫu triển lãm 27FW đã vào may, người đang làm làm tiếp) và một phần việc của Luan (tách theo chức năng, Luan giữ TNF 富山企画). Luan nhận một phần việc quản lý. Phân chia chi tiết Luan – Khanh: xem</w:t>
+        <w:t xml:space="preserve">Quyết định 10/2026 (sau khi Khanh đi làm lại): Hien, Huy, Nhu giữ nguyên. Cuong chuyển NEUTRALWORKS sang Khanh (ngay) và TNF 東京企画 sang Khanh (từ 11/2026), giữ HELLY HANSEN (chủ lực), nhận thêm điều phối chung (theo dõi xuất hàng cả nhóm, quản lý chung may mẫu). Khanh nhận NEUTRALWORKS, 1/3 mẫu TNF của Bich Trang từ mẫu 1st 28SS (mẫu triển lãm 27FW đã vào may, người đang làm làm tiếp) và một phần việc của Luan (tách theo chức năng, Luan giữ TNF 富山企画). Luan nhận một phần việc quản lý. Snowpeak (4 lô trên Plantable) do Hien theo dõi. Phân chia chi tiết Luan – Khanh: xem</w:t>
       </w:r>
       <w:r>
         <w:t xml:space="preserve"> </w:t>

--- a/docs/tai-ve/Phan-cong-cong-viec-TIVN.docx
+++ b/docs/tai-ve/Phan-cong-cong-viec-TIVN.docx
@@ -965,7 +965,7 @@
         <w:pStyle w:val="BodyText"/>
       </w:pPr>
       <w:r>
-        <w:t xml:space="preserve">Quyết định 10/2026 (sau khi Khanh đi làm lại): Hien, Huy, Nhu giữ nguyên. Cuong chuyển NEUTRALWORKS sang Khanh (ngay) và TNF 東京企画 sang Khanh (từ 11/2026), giữ HELLY HANSEN (chủ lực), nhận thêm điều phối chung (theo dõi xuất hàng cả nhóm, quản lý chung may mẫu). Khanh nhận NEUTRALWORKS, 1/3 mẫu TNF của Bich Trang từ mẫu 1st 28SS (mẫu triển lãm 27FW đã vào may, người đang làm làm tiếp) và một phần việc của Luan (tách theo chức năng, Luan giữ TNF 富山企画). Luan nhận một phần việc quản lý. Snowpeak (4 lô trên Plantable) do Hien theo dõi. Phân chia chi tiết Luan – Khanh: xem</w:t>
+        <w:t xml:space="preserve">Quyết định 10/2026 (sau khi Khanh đi làm lại): Hien, Huy, Nhu giữ nguyên. Cuong chuyển NEUTRALWORKS sang Khanh (ngay) và TNF 東京企画 sang Khanh (từ 11/2026), giữ HELLY HANSEN (chủ lực), nhận thêm điều phối chung (theo dõi xuất hàng cả nhóm, quản lý chung may mẫu). Khanh nhận NEUTRALWORKS, 1/3 mẫu TNF của Bich Trang từ mẫu 1st 28SS (mẫu triển lãm 27FW đã vào may, người đang làm làm tiếp) và một phần việc của Luan (tách theo chức năng, Luan giữ TNF 富山企画). Luan nhận một phần việc quản lý. Snowpeak do Hien theo dõi. Phân chia chi tiết Luan – Khanh: xem</w:t>
       </w:r>
       <w:r>
         <w:t xml:space="preserve"> </w:t>
